--- a/docx_resources/Вечірня-Утреня/В,У - Мінея/11-Листопад/30-__-Андрея.docx
+++ b/docx_resources/Вечірня-Утреня/В,У - Мінея/11-Листопад/30-__-Андрея.docx
@@ -9399,6 +9399,7 @@
           <w:b/>
           <w:i/>
           <w:color w:val="FF0000"/>
+          <w:sz w:val="24"/>
         </w:rPr>
         <w:t>Вечірні молитви</w:t>
       </w:r>
@@ -13877,6 +13878,7 @@
           <w:b/>
           <w:i/>
           <w:color w:val="FF0000"/>
+          <w:sz w:val="24"/>
         </w:rPr>
         <w:t>Блажен муж</w:t>
       </w:r>
@@ -15567,6 +15569,7 @@
           <w:b/>
           <w:i/>
           <w:color w:val="FF0000"/>
+          <w:sz w:val="24"/>
         </w:rPr>
         <w:t>Мала єктенія</w:t>
       </w:r>
@@ -21965,6 +21968,7 @@
           <w:b/>
           <w:i/>
           <w:color w:val="FF0000"/>
+          <w:sz w:val="24"/>
         </w:rPr>
         <w:t>Стихири</w:t>
       </w:r>
@@ -24406,6 +24410,7 @@
           <w:b/>
           <w:i/>
           <w:color w:val="FF0000"/>
+          <w:sz w:val="24"/>
         </w:rPr>
         <w:t>Прокімен</w:t>
       </w:r>
@@ -24818,6 +24823,7 @@
           <w:b/>
           <w:i/>
           <w:color w:val="FF0000"/>
+          <w:sz w:val="24"/>
         </w:rPr>
         <w:t>Читання</w:t>
       </w:r>
@@ -25334,6 +25340,7 @@
           <w:b/>
           <w:i/>
           <w:color w:val="FF0000"/>
+          <w:sz w:val="24"/>
         </w:rPr>
         <w:t>Єктенія усильного благання</w:t>
       </w:r>
@@ -27650,6 +27657,7 @@
           <w:b/>
           <w:i/>
           <w:color w:val="FF0000"/>
+          <w:sz w:val="24"/>
         </w:rPr>
         <w:t>Сподоби, Господи</w:t>
       </w:r>
@@ -28905,6 +28913,7 @@
           <w:b/>
           <w:i/>
           <w:color w:val="FF0000"/>
+          <w:sz w:val="24"/>
         </w:rPr>
         <w:t>Прохальна єктенія</w:t>
       </w:r>
@@ -32031,6 +32040,7 @@
           <w:b/>
           <w:i/>
           <w:color w:val="FF0000"/>
+          <w:sz w:val="24"/>
         </w:rPr>
         <w:t>Пісня Симеона</w:t>
       </w:r>
@@ -34535,6 +34545,7 @@
           <w:b/>
           <w:i/>
           <w:color w:val="FF0000"/>
+          <w:sz w:val="24"/>
         </w:rPr>
         <w:t>Тропарі</w:t>
       </w:r>
@@ -35069,6 +35080,7 @@
           <w:b/>
           <w:i/>
           <w:color w:val="FF0000"/>
+          <w:sz w:val="24"/>
         </w:rPr>
         <w:t>Після Вечірні</w:t>
       </w:r>
@@ -35159,6 +35171,7 @@
       <w:r>
         <w:rPr>
           <w:rFonts w:ascii="Times New Roman" w:hAnsi="Times New Roman"/>
+          <w:sz w:val="24"/>
         </w:rPr>
         <w:br w:type="page"/>
       </w:r>
@@ -37576,6 +37589,7 @@
           <w:b/>
           <w:i/>
           <w:color w:val="FF0000"/>
+          <w:sz w:val="24"/>
         </w:rPr>
         <w:t>Утренні молитви</w:t>
       </w:r>
@@ -42151,6 +42165,7 @@
           <w:b/>
           <w:i/>
           <w:color w:val="FF0000"/>
+          <w:sz w:val="24"/>
         </w:rPr>
         <w:t>Бог Господь...</w:t>
       </w:r>
@@ -42159,6 +42174,7 @@
           <w:rFonts w:ascii="Times New Roman" w:eastAsia="Times New Roman" w:hAnsi="Times New Roman" w:cs="Times New Roman"/>
           <w:i/>
           <w:color w:val="FF0000"/>
+          <w:sz w:val="24"/>
         </w:rPr>
         <w:t xml:space="preserve"> (Пс. 117), глас 4</w:t>
       </w:r>
@@ -42382,6 +42398,7 @@
           <w:b/>
           <w:i/>
           <w:color w:val="FF0000"/>
+          <w:sz w:val="24"/>
         </w:rPr>
         <w:t>Тропарі</w:t>
       </w:r>
@@ -42535,6 +42552,7 @@
           <w:b/>
           <w:i/>
           <w:color w:val="FF0000"/>
+          <w:sz w:val="24"/>
         </w:rPr>
         <w:lastRenderedPageBreak/>
         <w:t>Мала єктенія</w:t>
@@ -43833,6 +43851,7 @@
           <w:b/>
           <w:i/>
           <w:color w:val="FF0000"/>
+          <w:sz w:val="24"/>
         </w:rPr>
         <w:t>Перший сідальний</w:t>
       </w:r>
@@ -44000,6 +44019,7 @@
           <w:b/>
           <w:i/>
           <w:color w:val="FF0000"/>
+          <w:sz w:val="24"/>
         </w:rPr>
         <w:t>Мала єктенія</w:t>
       </w:r>
@@ -45291,6 +45311,7 @@
           <w:b/>
           <w:i/>
           <w:color w:val="FF0000"/>
+          <w:sz w:val="24"/>
         </w:rPr>
         <w:t>Другий сідальний</w:t>
       </w:r>
@@ -45774,6 +45795,7 @@
           <w:b/>
           <w:i/>
           <w:color w:val="FF0000"/>
+          <w:sz w:val="24"/>
         </w:rPr>
         <w:t>Величання</w:t>
       </w:r>
@@ -45998,6 +46020,7 @@
           <w:b/>
           <w:i/>
           <w:color w:val="FF0000"/>
+          <w:sz w:val="24"/>
         </w:rPr>
         <w:t>Мала єктенія</w:t>
       </w:r>
@@ -46919,6 +46942,7 @@
           <w:b/>
           <w:i/>
           <w:color w:val="FF0000"/>
+          <w:sz w:val="24"/>
         </w:rPr>
         <w:t>Сідальний</w:t>
       </w:r>
@@ -47047,6 +47071,7 @@
           <w:b/>
           <w:i/>
           <w:color w:val="FF0000"/>
+          <w:sz w:val="24"/>
         </w:rPr>
         <w:t>Степенна пісня Антифон 1</w:t>
       </w:r>
@@ -47055,6 +47080,7 @@
           <w:rFonts w:ascii="Times New Roman" w:eastAsia="Times New Roman" w:hAnsi="Times New Roman" w:cs="Times New Roman"/>
           <w:i/>
           <w:color w:val="FF0000"/>
+          <w:sz w:val="24"/>
         </w:rPr>
         <w:t xml:space="preserve"> (глас 4)</w:t>
       </w:r>
@@ -47296,6 +47322,7 @@
           <w:b/>
           <w:i/>
           <w:color w:val="FF0000"/>
+          <w:sz w:val="24"/>
         </w:rPr>
         <w:t>Прокімен</w:t>
       </w:r>
@@ -48488,6 +48515,7 @@
           <w:b/>
           <w:i/>
           <w:color w:val="FF0000"/>
+          <w:sz w:val="24"/>
         </w:rPr>
         <w:t>Псалом 50</w:t>
       </w:r>
@@ -49108,6 +49136,7 @@
           <w:b/>
           <w:i/>
           <w:color w:val="FF0000"/>
+          <w:sz w:val="24"/>
         </w:rPr>
         <w:t>Єктенія:</w:t>
       </w:r>
@@ -50409,6 +50438,7 @@
           <w:b/>
           <w:i/>
           <w:color w:val="FF0000"/>
+          <w:sz w:val="24"/>
         </w:rPr>
         <w:t>Мала єктенія</w:t>
       </w:r>
@@ -52677,6 +52707,7 @@
           <w:b/>
           <w:i/>
           <w:color w:val="FF0000"/>
+          <w:sz w:val="24"/>
         </w:rPr>
         <w:t>Мала єктенія</w:t>
       </w:r>
@@ -54711,6 +54742,7 @@
           <w:b/>
           <w:i/>
           <w:color w:val="FF0000"/>
+          <w:sz w:val="24"/>
         </w:rPr>
         <w:lastRenderedPageBreak/>
         <w:t>Пісня Богородиці</w:t>
@@ -54960,6 +54992,7 @@
           <w:b/>
           <w:i/>
           <w:color w:val="FF0000"/>
+          <w:sz w:val="24"/>
         </w:rPr>
         <w:t>Пісня 9</w:t>
       </w:r>
@@ -55199,6 +55232,7 @@
           <w:b/>
           <w:i/>
           <w:color w:val="FF0000"/>
+          <w:sz w:val="24"/>
         </w:rPr>
         <w:t>Мала єктенія</w:t>
       </w:r>
@@ -56125,6 +56159,7 @@
           <w:b/>
           <w:i/>
           <w:color w:val="FF0000"/>
+          <w:sz w:val="24"/>
         </w:rPr>
         <w:t>Світильний</w:t>
       </w:r>
@@ -56133,6 +56168,7 @@
           <w:rFonts w:ascii="Times New Roman" w:eastAsia="Times New Roman" w:hAnsi="Times New Roman" w:cs="Times New Roman"/>
           <w:i/>
           <w:color w:val="FF0000"/>
+          <w:sz w:val="24"/>
         </w:rPr>
         <w:t>:</w:t>
       </w:r>
@@ -56863,6 +56899,7 @@
           <w:b/>
           <w:i/>
           <w:color w:val="FF0000"/>
+          <w:sz w:val="24"/>
         </w:rPr>
         <w:t>Стихири</w:t>
       </w:r>
@@ -57264,6 +57301,7 @@
           <w:b/>
           <w:i/>
           <w:color w:val="FF0000"/>
+          <w:sz w:val="24"/>
         </w:rPr>
         <w:t>Велике славослов'я</w:t>
       </w:r>
@@ -58162,6 +58200,7 @@
           <w:b/>
           <w:i/>
           <w:color w:val="FF0000"/>
+          <w:sz w:val="24"/>
         </w:rPr>
         <w:t>Тропар</w:t>
       </w:r>
@@ -58271,6 +58310,7 @@
           <w:b/>
           <w:i/>
           <w:color w:val="FF0000"/>
+          <w:sz w:val="24"/>
         </w:rPr>
         <w:lastRenderedPageBreak/>
         <w:t>Єктенія усильного благання</w:t>
@@ -60453,6 +60493,7 @@
           <w:b/>
           <w:i/>
           <w:color w:val="FF0000"/>
+          <w:sz w:val="24"/>
         </w:rPr>
         <w:t>Прохальна єктенія</w:t>
       </w:r>
